--- a/Рецензия_на_ВКР_TOP2A.docx
+++ b/Рецензия_на_ВКР_TOP2A.docx
@@ -5,14 +5,14 @@
     <w:p>
       <w:pPr>
         <w:jc w:val="center"/>
-        <w:spacing w:after="0" w:line="360" w:lineRule="auto"/>
+        <w:spacing w:after="0" w:line="240" w:lineRule="auto"/>
       </w:pPr>
       <w:r>
         <w:rPr>
           <w:rFonts w:ascii="Times New Roman" w:hAnsi="Times New Roman" w:cs="Times New Roman"/>
           <w:b/>
-          <w:sz w:val="32"/>
-          <w:szCs w:val="32"/>
+          <w:sz w:val="30"/>
+          <w:szCs w:val="30"/>
         </w:rPr>
         <w:t xml:space="preserve">РЕЦЕНЗИЯ</w:t>
       </w:r>
@@ -20,125 +20,98 @@
     <w:p>
       <w:pPr>
         <w:jc w:val="center"/>
-        <w:spacing w:after="0" w:line="360" w:lineRule="auto"/>
+        <w:spacing w:after="0" w:line="240" w:lineRule="auto"/>
       </w:pPr>
       <w:r>
         <w:rPr>
           <w:rFonts w:ascii="Times New Roman" w:hAnsi="Times New Roman" w:cs="Times New Roman"/>
           <w:b/>
-          <w:sz w:val="26"/>
-          <w:szCs w:val="26"/>
+          <w:sz w:val="24"/>
+          <w:szCs w:val="24"/>
         </w:rPr>
         <w:t xml:space="preserve">на выпускную квалификационную работу обучающегося</w:t>
       </w:r>
     </w:p>
     <w:p>
       <w:pPr>
+        <w:spacing w:after="0" w:line="240" w:lineRule="auto"/>
+      </w:pPr>
+      <w:r>
+        <w:rPr>
+          <w:rFonts w:ascii="Times New Roman" w:hAnsi="Times New Roman" w:cs="Times New Roman"/>
+          <w:b/>
+          <w:sz w:val="24"/>
+          <w:szCs w:val="24"/>
+        </w:rPr>
+        <w:t xml:space="preserve">Обучающийся: </w:t>
+      </w:r>
+      <w:r>
+        <w:rPr>
+          <w:rFonts w:ascii="Times New Roman" w:hAnsi="Times New Roman" w:cs="Times New Roman"/>
+          <w:sz w:val="24"/>
+          <w:szCs w:val="24"/>
+        </w:rPr>
+        <w:t xml:space="preserve">Бахромов Жавохир Орифжонович</w:t>
+      </w:r>
+    </w:p>
+    <w:p>
+      <w:pPr>
         <w:jc w:val="both"/>
-        <w:spacing w:after="0" w:line="360" w:lineRule="auto"/>
-      </w:pPr>
-      <w:r>
-        <w:rPr>
-          <w:rFonts w:ascii="Times New Roman" w:hAnsi="Times New Roman" w:cs="Times New Roman"/>
-          <w:sz w:val="28"/>
-          <w:szCs w:val="28"/>
-        </w:rPr>
-        <w:t xml:space="preserve"/>
-      </w:r>
-    </w:p>
-    <w:p>
-      <w:pPr>
-        <w:spacing w:after="0" w:line="360" w:lineRule="auto"/>
+        <w:spacing w:after="0" w:line="240" w:lineRule="auto"/>
       </w:pPr>
       <w:r>
         <w:rPr>
           <w:rFonts w:ascii="Times New Roman" w:hAnsi="Times New Roman" w:cs="Times New Roman"/>
           <w:b/>
-          <w:sz w:val="28"/>
-          <w:szCs w:val="28"/>
-        </w:rPr>
-        <w:t xml:space="preserve">Обучающийся: </w:t>
-      </w:r>
-      <w:r>
-        <w:rPr>
-          <w:rFonts w:ascii="Times New Roman" w:hAnsi="Times New Roman" w:cs="Times New Roman"/>
-          <w:sz w:val="28"/>
-          <w:szCs w:val="28"/>
-        </w:rPr>
-        <w:t xml:space="preserve">______________________________________________ (Ф.И.О.)</w:t>
+          <w:sz w:val="24"/>
+          <w:szCs w:val="24"/>
+        </w:rPr>
+        <w:t xml:space="preserve">Тема работы: </w:t>
+      </w:r>
+      <w:r>
+        <w:rPr>
+          <w:rFonts w:ascii="Times New Roman" w:hAnsi="Times New Roman" w:cs="Times New Roman"/>
+          <w:sz w:val="24"/>
+          <w:szCs w:val="24"/>
+        </w:rPr>
+        <w:t xml:space="preserve">«Синтез олигонуклеотидов для изучения экспрессии человеческого гена TOP2 методом полимеразной цепной реакции».</w:t>
       </w:r>
     </w:p>
     <w:p>
       <w:pPr>
         <w:jc w:val="both"/>
-        <w:spacing w:after="0" w:line="360" w:lineRule="auto"/>
+        <w:spacing w:after="0" w:line="240" w:lineRule="auto"/>
       </w:pPr>
       <w:r>
         <w:rPr>
           <w:rFonts w:ascii="Times New Roman" w:hAnsi="Times New Roman" w:cs="Times New Roman"/>
           <w:b/>
-          <w:sz w:val="28"/>
-          <w:szCs w:val="28"/>
-        </w:rPr>
-        <w:t xml:space="preserve">Тема работы: </w:t>
-      </w:r>
-      <w:r>
-        <w:rPr>
-          <w:rFonts w:ascii="Times New Roman" w:hAnsi="Times New Roman" w:cs="Times New Roman"/>
-          <w:sz w:val="28"/>
-          <w:szCs w:val="28"/>
-        </w:rPr>
-        <w:t xml:space="preserve">«Синтез олигонуклеотидов фосфорамидитным методом и анализ экспрессии гена TOP2A человека методом полимеразной цепной реакции».</w:t>
-      </w:r>
-    </w:p>
-    <w:p>
-      <w:pPr>
-        <w:spacing w:after="0" w:line="360" w:lineRule="auto"/>
+          <w:sz w:val="24"/>
+          <w:szCs w:val="24"/>
+        </w:rPr>
+        <w:t xml:space="preserve">Направление подготовки: </w:t>
+      </w:r>
+      <w:r>
+        <w:rPr>
+          <w:rFonts w:ascii="Times New Roman" w:hAnsi="Times New Roman" w:cs="Times New Roman"/>
+          <w:sz w:val="24"/>
+          <w:szCs w:val="24"/>
+        </w:rPr>
+        <w:t xml:space="preserve">18.03.01 Химическая технология, профиль «Химическая технология лекарственных препаратов».</w:t>
+      </w:r>
+    </w:p>
+    <w:p>
+      <w:pPr>
+        <w:spacing w:after="0" w:line="240" w:lineRule="auto"/>
       </w:pPr>
       <w:r>
         <w:rPr>
           <w:rFonts w:ascii="Times New Roman" w:hAnsi="Times New Roman" w:cs="Times New Roman"/>
           <w:b/>
-          <w:sz w:val="28"/>
-          <w:szCs w:val="28"/>
-        </w:rPr>
-        <w:t xml:space="preserve">Направление подготовки: </w:t>
-      </w:r>
-      <w:r>
-        <w:rPr>
-          <w:rFonts w:ascii="Times New Roman" w:hAnsi="Times New Roman" w:cs="Times New Roman"/>
-          <w:sz w:val="28"/>
-          <w:szCs w:val="28"/>
-        </w:rPr>
-        <w:t xml:space="preserve">______________________________________________</w:t>
-      </w:r>
-    </w:p>
-    <w:p>
-      <w:pPr>
-        <w:jc w:val="both"/>
-        <w:spacing w:after="0" w:line="360" w:lineRule="auto"/>
-      </w:pPr>
-      <w:r>
-        <w:rPr>
-          <w:rFonts w:ascii="Times New Roman" w:hAnsi="Times New Roman" w:cs="Times New Roman"/>
-          <w:sz w:val="28"/>
-          <w:szCs w:val="28"/>
-        </w:rPr>
-        <w:t xml:space="preserve"/>
-      </w:r>
-    </w:p>
-    <w:p>
-      <w:pPr>
-        <w:spacing w:after="0" w:line="360" w:lineRule="auto"/>
-      </w:pPr>
-      <w:r>
-        <w:rPr>
-          <w:rFonts w:ascii="Times New Roman" w:hAnsi="Times New Roman" w:cs="Times New Roman"/>
-          <w:b/>
-          <w:sz w:val="28"/>
-          <w:szCs w:val="28"/>
-        </w:rPr>
-        <w:t xml:space="preserve">Оценка разделов выпускной квалификационной работы в баллах:</w:t>
+          <w:sz w:val="24"/>
+          <w:szCs w:val="24"/>
+        </w:rPr>
+        <w:t xml:space="preserve">Оценка разделов работы в баллах:</w:t>
       </w:r>
     </w:p>
     <w:tbl>
@@ -156,15 +129,15 @@
         <w:tblLook w:val="04A0" w:firstRow="1" w:lastRow="0" w:firstColumn="1" w:lastColumn="0" w:noHBand="0" w:noVBand="1"/>
       </w:tblPr>
       <w:tblGrid>
-        <w:gridCol w:w="700"/>
-        <w:gridCol w:w="5100"/>
+        <w:gridCol w:w="600"/>
+        <w:gridCol w:w="5200"/>
         <w:gridCol w:w="1750"/>
         <w:gridCol w:w="1750"/>
       </w:tblGrid>
       <w:tr>
         <w:tc>
           <w:tcPr>
-            <w:tcW w:w="700" w:type="dxa"/>
+            <w:tcW w:w="600" w:type="dxa"/>
             <w:shd w:val="clear" w:color="auto" w:fill="D9E2F3"/>
             <w:vAlign w:val="center"/>
           </w:tcPr>
@@ -177,8 +150,8 @@
               <w:rPr>
                 <w:rFonts w:ascii="Times New Roman" w:hAnsi="Times New Roman" w:cs="Times New Roman"/>
                 <w:b/>
-                <w:sz w:val="24"/>
-                <w:szCs w:val="24"/>
+                <w:sz w:val="22"/>
+                <w:szCs w:val="22"/>
               </w:rPr>
               <w:t xml:space="preserve">№</w:t>
             </w:r>
@@ -186,7 +159,7 @@
         </w:tc>
         <w:tc>
           <w:tcPr>
-            <w:tcW w:w="5100" w:type="dxa"/>
+            <w:tcW w:w="5200" w:type="dxa"/>
             <w:shd w:val="clear" w:color="auto" w:fill="D9E2F3"/>
             <w:vAlign w:val="center"/>
           </w:tcPr>
@@ -199,8 +172,8 @@
               <w:rPr>
                 <w:rFonts w:ascii="Times New Roman" w:hAnsi="Times New Roman" w:cs="Times New Roman"/>
                 <w:b/>
-                <w:sz w:val="24"/>
-                <w:szCs w:val="24"/>
+                <w:sz w:val="22"/>
+                <w:szCs w:val="22"/>
               </w:rPr>
               <w:t xml:space="preserve">Разделы работы</w:t>
             </w:r>
@@ -221,8 +194,8 @@
               <w:rPr>
                 <w:rFonts w:ascii="Times New Roman" w:hAnsi="Times New Roman" w:cs="Times New Roman"/>
                 <w:b/>
-                <w:sz w:val="24"/>
-                <w:szCs w:val="24"/>
+                <w:sz w:val="22"/>
+                <w:szCs w:val="22"/>
               </w:rPr>
               <w:t xml:space="preserve">Баллов (макс.)</w:t>
             </w:r>
@@ -243,8 +216,8 @@
               <w:rPr>
                 <w:rFonts w:ascii="Times New Roman" w:hAnsi="Times New Roman" w:cs="Times New Roman"/>
                 <w:b/>
-                <w:sz w:val="24"/>
-                <w:szCs w:val="24"/>
+                <w:sz w:val="22"/>
+                <w:szCs w:val="22"/>
               </w:rPr>
               <w:t xml:space="preserve">Баллов (факт.)</w:t>
             </w:r>
@@ -254,19 +227,19 @@
       <w:tr>
         <w:tc>
           <w:tcPr>
-            <w:tcW w:w="700" w:type="dxa"/>
-            <w:vAlign w:val="center"/>
-          </w:tcPr>
-          <w:p>
-            <w:pPr>
-              <w:jc w:val="center"/>
-              <w:spacing w:after="40" w:line="276" w:lineRule="auto"/>
-            </w:pPr>
-            <w:r>
-              <w:rPr>
-                <w:rFonts w:ascii="Times New Roman" w:hAnsi="Times New Roman" w:cs="Times New Roman"/>
-                <w:sz w:val="24"/>
-                <w:szCs w:val="24"/>
+            <w:tcW w:w="600" w:type="dxa"/>
+            <w:vAlign w:val="center"/>
+          </w:tcPr>
+          <w:p>
+            <w:pPr>
+              <w:jc w:val="center"/>
+              <w:spacing w:after="40" w:line="276" w:lineRule="auto"/>
+            </w:pPr>
+            <w:r>
+              <w:rPr>
+                <w:rFonts w:ascii="Times New Roman" w:hAnsi="Times New Roman" w:cs="Times New Roman"/>
+                <w:sz w:val="22"/>
+                <w:szCs w:val="22"/>
               </w:rPr>
               <w:t xml:space="preserve">1</w:t>
             </w:r>
@@ -274,39 +247,39 @@
         </w:tc>
         <w:tc>
           <w:tcPr>
-            <w:tcW w:w="5100" w:type="dxa"/>
-            <w:vAlign w:val="center"/>
-          </w:tcPr>
-          <w:p>
-            <w:pPr>
-              <w:jc w:val="center"/>
-              <w:spacing w:after="40" w:line="276" w:lineRule="auto"/>
-            </w:pPr>
-            <w:r>
-              <w:rPr>
-                <w:rFonts w:ascii="Times New Roman" w:hAnsi="Times New Roman" w:cs="Times New Roman"/>
-                <w:sz w:val="24"/>
-                <w:szCs w:val="24"/>
-              </w:rPr>
-              <w:t xml:space="preserve">Аналитический обзор литературы</w:t>
-            </w:r>
-          </w:p>
-        </w:tc>
-        <w:tc>
-          <w:tcPr>
-            <w:tcW w:w="1750" w:type="dxa"/>
-            <w:vAlign w:val="center"/>
-          </w:tcPr>
-          <w:p>
-            <w:pPr>
-              <w:jc w:val="center"/>
-              <w:spacing w:after="40" w:line="276" w:lineRule="auto"/>
-            </w:pPr>
-            <w:r>
-              <w:rPr>
-                <w:rFonts w:ascii="Times New Roman" w:hAnsi="Times New Roman" w:cs="Times New Roman"/>
-                <w:sz w:val="24"/>
-                <w:szCs w:val="24"/>
+            <w:tcW w:w="5200" w:type="dxa"/>
+            <w:vAlign w:val="center"/>
+          </w:tcPr>
+          <w:p>
+            <w:pPr>
+              <w:jc w:val="center"/>
+              <w:spacing w:after="40" w:line="276" w:lineRule="auto"/>
+            </w:pPr>
+            <w:r>
+              <w:rPr>
+                <w:rFonts w:ascii="Times New Roman" w:hAnsi="Times New Roman" w:cs="Times New Roman"/>
+                <w:sz w:val="22"/>
+                <w:szCs w:val="22"/>
+              </w:rPr>
+              <w:t xml:space="preserve">Аналитический обзор литературы (НИР)</w:t>
+            </w:r>
+          </w:p>
+        </w:tc>
+        <w:tc>
+          <w:tcPr>
+            <w:tcW w:w="1750" w:type="dxa"/>
+            <w:vAlign w:val="center"/>
+          </w:tcPr>
+          <w:p>
+            <w:pPr>
+              <w:jc w:val="center"/>
+              <w:spacing w:after="40" w:line="276" w:lineRule="auto"/>
+            </w:pPr>
+            <w:r>
+              <w:rPr>
+                <w:rFonts w:ascii="Times New Roman" w:hAnsi="Times New Roman" w:cs="Times New Roman"/>
+                <w:sz w:val="22"/>
+                <w:szCs w:val="22"/>
               </w:rPr>
               <w:t xml:space="preserve">35</w:t>
             </w:r>
@@ -325,8 +298,8 @@
             <w:r>
               <w:rPr>
                 <w:rFonts w:ascii="Times New Roman" w:hAnsi="Times New Roman" w:cs="Times New Roman"/>
-                <w:sz w:val="24"/>
-                <w:szCs w:val="24"/>
+                <w:sz w:val="22"/>
+                <w:szCs w:val="22"/>
               </w:rPr>
               <w:t xml:space="preserve">34</w:t>
             </w:r>
@@ -336,19 +309,19 @@
       <w:tr>
         <w:tc>
           <w:tcPr>
-            <w:tcW w:w="700" w:type="dxa"/>
-            <w:vAlign w:val="center"/>
-          </w:tcPr>
-          <w:p>
-            <w:pPr>
-              <w:jc w:val="center"/>
-              <w:spacing w:after="40" w:line="276" w:lineRule="auto"/>
-            </w:pPr>
-            <w:r>
-              <w:rPr>
-                <w:rFonts w:ascii="Times New Roman" w:hAnsi="Times New Roman" w:cs="Times New Roman"/>
-                <w:sz w:val="24"/>
-                <w:szCs w:val="24"/>
+            <w:tcW w:w="600" w:type="dxa"/>
+            <w:vAlign w:val="center"/>
+          </w:tcPr>
+          <w:p>
+            <w:pPr>
+              <w:jc w:val="center"/>
+              <w:spacing w:after="40" w:line="276" w:lineRule="auto"/>
+            </w:pPr>
+            <w:r>
+              <w:rPr>
+                <w:rFonts w:ascii="Times New Roman" w:hAnsi="Times New Roman" w:cs="Times New Roman"/>
+                <w:sz w:val="22"/>
+                <w:szCs w:val="22"/>
               </w:rPr>
               <w:t xml:space="preserve">2</w:t>
             </w:r>
@@ -356,39 +329,39 @@
         </w:tc>
         <w:tc>
           <w:tcPr>
-            <w:tcW w:w="5100" w:type="dxa"/>
-            <w:vAlign w:val="center"/>
-          </w:tcPr>
-          <w:p>
-            <w:pPr>
-              <w:jc w:val="center"/>
-              <w:spacing w:after="40" w:line="276" w:lineRule="auto"/>
-            </w:pPr>
-            <w:r>
-              <w:rPr>
-                <w:rFonts w:ascii="Times New Roman" w:hAnsi="Times New Roman" w:cs="Times New Roman"/>
-                <w:sz w:val="24"/>
-                <w:szCs w:val="24"/>
-              </w:rPr>
-              <w:t xml:space="preserve">Экспериментальная часть, анализ результатов, выводы</w:t>
-            </w:r>
-          </w:p>
-        </w:tc>
-        <w:tc>
-          <w:tcPr>
-            <w:tcW w:w="1750" w:type="dxa"/>
-            <w:vAlign w:val="center"/>
-          </w:tcPr>
-          <w:p>
-            <w:pPr>
-              <w:jc w:val="center"/>
-              <w:spacing w:after="40" w:line="276" w:lineRule="auto"/>
-            </w:pPr>
-            <w:r>
-              <w:rPr>
-                <w:rFonts w:ascii="Times New Roman" w:hAnsi="Times New Roman" w:cs="Times New Roman"/>
-                <w:sz w:val="24"/>
-                <w:szCs w:val="24"/>
+            <w:tcW w:w="5200" w:type="dxa"/>
+            <w:vAlign w:val="center"/>
+          </w:tcPr>
+          <w:p>
+            <w:pPr>
+              <w:jc w:val="center"/>
+              <w:spacing w:after="40" w:line="276" w:lineRule="auto"/>
+            </w:pPr>
+            <w:r>
+              <w:rPr>
+                <w:rFonts w:ascii="Times New Roman" w:hAnsi="Times New Roman" w:cs="Times New Roman"/>
+                <w:sz w:val="22"/>
+                <w:szCs w:val="22"/>
+              </w:rPr>
+              <w:t xml:space="preserve">Экспериментальная часть, анализ результатов, выводы (НИР)</w:t>
+            </w:r>
+          </w:p>
+        </w:tc>
+        <w:tc>
+          <w:tcPr>
+            <w:tcW w:w="1750" w:type="dxa"/>
+            <w:vAlign w:val="center"/>
+          </w:tcPr>
+          <w:p>
+            <w:pPr>
+              <w:jc w:val="center"/>
+              <w:spacing w:after="40" w:line="276" w:lineRule="auto"/>
+            </w:pPr>
+            <w:r>
+              <w:rPr>
+                <w:rFonts w:ascii="Times New Roman" w:hAnsi="Times New Roman" w:cs="Times New Roman"/>
+                <w:sz w:val="22"/>
+                <w:szCs w:val="22"/>
               </w:rPr>
               <w:t xml:space="preserve">35</w:t>
             </w:r>
@@ -407,10 +380,10 @@
             <w:r>
               <w:rPr>
                 <w:rFonts w:ascii="Times New Roman" w:hAnsi="Times New Roman" w:cs="Times New Roman"/>
-                <w:sz w:val="24"/>
-                <w:szCs w:val="24"/>
-              </w:rPr>
-              <w:t xml:space="preserve">33</w:t>
+                <w:sz w:val="22"/>
+                <w:szCs w:val="22"/>
+              </w:rPr>
+              <w:t xml:space="preserve">35</w:t>
             </w:r>
           </w:p>
         </w:tc>
@@ -418,19 +391,19 @@
       <w:tr>
         <w:tc>
           <w:tcPr>
-            <w:tcW w:w="700" w:type="dxa"/>
-            <w:vAlign w:val="center"/>
-          </w:tcPr>
-          <w:p>
-            <w:pPr>
-              <w:jc w:val="center"/>
-              <w:spacing w:after="40" w:line="276" w:lineRule="auto"/>
-            </w:pPr>
-            <w:r>
-              <w:rPr>
-                <w:rFonts w:ascii="Times New Roman" w:hAnsi="Times New Roman" w:cs="Times New Roman"/>
-                <w:sz w:val="24"/>
-                <w:szCs w:val="24"/>
+            <w:tcW w:w="600" w:type="dxa"/>
+            <w:vAlign w:val="center"/>
+          </w:tcPr>
+          <w:p>
+            <w:pPr>
+              <w:jc w:val="center"/>
+              <w:spacing w:after="40" w:line="276" w:lineRule="auto"/>
+            </w:pPr>
+            <w:r>
+              <w:rPr>
+                <w:rFonts w:ascii="Times New Roman" w:hAnsi="Times New Roman" w:cs="Times New Roman"/>
+                <w:sz w:val="22"/>
+                <w:szCs w:val="22"/>
               </w:rPr>
               <w:t xml:space="preserve">3</w:t>
             </w:r>
@@ -438,19 +411,19 @@
         </w:tc>
         <w:tc>
           <w:tcPr>
-            <w:tcW w:w="5100" w:type="dxa"/>
-            <w:vAlign w:val="center"/>
-          </w:tcPr>
-          <w:p>
-            <w:pPr>
-              <w:jc w:val="center"/>
-              <w:spacing w:after="40" w:line="276" w:lineRule="auto"/>
-            </w:pPr>
-            <w:r>
-              <w:rPr>
-                <w:rFonts w:ascii="Times New Roman" w:hAnsi="Times New Roman" w:cs="Times New Roman"/>
-                <w:sz w:val="24"/>
-                <w:szCs w:val="24"/>
+            <w:tcW w:w="5200" w:type="dxa"/>
+            <w:vAlign w:val="center"/>
+          </w:tcPr>
+          <w:p>
+            <w:pPr>
+              <w:jc w:val="center"/>
+              <w:spacing w:after="40" w:line="276" w:lineRule="auto"/>
+            </w:pPr>
+            <w:r>
+              <w:rPr>
+                <w:rFonts w:ascii="Times New Roman" w:hAnsi="Times New Roman" w:cs="Times New Roman"/>
+                <w:sz w:val="22"/>
+                <w:szCs w:val="22"/>
               </w:rPr>
               <w:t xml:space="preserve">Язык изложения</w:t>
             </w:r>
@@ -469,8 +442,8 @@
             <w:r>
               <w:rPr>
                 <w:rFonts w:ascii="Times New Roman" w:hAnsi="Times New Roman" w:cs="Times New Roman"/>
-                <w:sz w:val="24"/>
-                <w:szCs w:val="24"/>
+                <w:sz w:val="22"/>
+                <w:szCs w:val="22"/>
               </w:rPr>
               <w:t xml:space="preserve">20</w:t>
             </w:r>
@@ -489,8 +462,8 @@
             <w:r>
               <w:rPr>
                 <w:rFonts w:ascii="Times New Roman" w:hAnsi="Times New Roman" w:cs="Times New Roman"/>
-                <w:sz w:val="24"/>
-                <w:szCs w:val="24"/>
+                <w:sz w:val="22"/>
+                <w:szCs w:val="22"/>
               </w:rPr>
               <w:t xml:space="preserve">19</w:t>
             </w:r>
@@ -500,19 +473,19 @@
       <w:tr>
         <w:tc>
           <w:tcPr>
-            <w:tcW w:w="700" w:type="dxa"/>
-            <w:vAlign w:val="center"/>
-          </w:tcPr>
-          <w:p>
-            <w:pPr>
-              <w:jc w:val="center"/>
-              <w:spacing w:after="40" w:line="276" w:lineRule="auto"/>
-            </w:pPr>
-            <w:r>
-              <w:rPr>
-                <w:rFonts w:ascii="Times New Roman" w:hAnsi="Times New Roman" w:cs="Times New Roman"/>
-                <w:sz w:val="24"/>
-                <w:szCs w:val="24"/>
+            <w:tcW w:w="600" w:type="dxa"/>
+            <w:vAlign w:val="center"/>
+          </w:tcPr>
+          <w:p>
+            <w:pPr>
+              <w:jc w:val="center"/>
+              <w:spacing w:after="40" w:line="276" w:lineRule="auto"/>
+            </w:pPr>
+            <w:r>
+              <w:rPr>
+                <w:rFonts w:ascii="Times New Roman" w:hAnsi="Times New Roman" w:cs="Times New Roman"/>
+                <w:sz w:val="22"/>
+                <w:szCs w:val="22"/>
               </w:rPr>
               <w:t xml:space="preserve">4</w:t>
             </w:r>
@@ -520,19 +493,19 @@
         </w:tc>
         <w:tc>
           <w:tcPr>
-            <w:tcW w:w="5100" w:type="dxa"/>
-            <w:vAlign w:val="center"/>
-          </w:tcPr>
-          <w:p>
-            <w:pPr>
-              <w:jc w:val="center"/>
-              <w:spacing w:after="40" w:line="276" w:lineRule="auto"/>
-            </w:pPr>
-            <w:r>
-              <w:rPr>
-                <w:rFonts w:ascii="Times New Roman" w:hAnsi="Times New Roman" w:cs="Times New Roman"/>
-                <w:sz w:val="24"/>
-                <w:szCs w:val="24"/>
+            <w:tcW w:w="5200" w:type="dxa"/>
+            <w:vAlign w:val="center"/>
+          </w:tcPr>
+          <w:p>
+            <w:pPr>
+              <w:jc w:val="center"/>
+              <w:spacing w:after="40" w:line="276" w:lineRule="auto"/>
+            </w:pPr>
+            <w:r>
+              <w:rPr>
+                <w:rFonts w:ascii="Times New Roman" w:hAnsi="Times New Roman" w:cs="Times New Roman"/>
+                <w:sz w:val="22"/>
+                <w:szCs w:val="22"/>
               </w:rPr>
               <w:t xml:space="preserve">Оформление ВКР (в т. ч. соответствие ГОСТ)</w:t>
             </w:r>
@@ -551,8 +524,8 @@
             <w:r>
               <w:rPr>
                 <w:rFonts w:ascii="Times New Roman" w:hAnsi="Times New Roman" w:cs="Times New Roman"/>
-                <w:sz w:val="24"/>
-                <w:szCs w:val="24"/>
+                <w:sz w:val="22"/>
+                <w:szCs w:val="22"/>
               </w:rPr>
               <w:t xml:space="preserve">10</w:t>
             </w:r>
@@ -571,8 +544,8 @@
             <w:r>
               <w:rPr>
                 <w:rFonts w:ascii="Times New Roman" w:hAnsi="Times New Roman" w:cs="Times New Roman"/>
-                <w:sz w:val="24"/>
-                <w:szCs w:val="24"/>
+                <w:sz w:val="22"/>
+                <w:szCs w:val="22"/>
               </w:rPr>
               <w:t xml:space="preserve">10</w:t>
             </w:r>
@@ -582,19 +555,19 @@
       <w:tr>
         <w:tc>
           <w:tcPr>
-            <w:tcW w:w="700" w:type="dxa"/>
-            <w:vAlign w:val="center"/>
-          </w:tcPr>
-          <w:p>
-            <w:pPr>
-              <w:jc w:val="center"/>
-              <w:spacing w:after="40" w:line="276" w:lineRule="auto"/>
-            </w:pPr>
-            <w:r>
-              <w:rPr>
-                <w:rFonts w:ascii="Times New Roman" w:hAnsi="Times New Roman" w:cs="Times New Roman"/>
-                <w:sz w:val="24"/>
-                <w:szCs w:val="24"/>
+            <w:tcW w:w="600" w:type="dxa"/>
+            <w:vAlign w:val="center"/>
+          </w:tcPr>
+          <w:p>
+            <w:pPr>
+              <w:jc w:val="center"/>
+              <w:spacing w:after="40" w:line="276" w:lineRule="auto"/>
+            </w:pPr>
+            <w:r>
+              <w:rPr>
+                <w:rFonts w:ascii="Times New Roman" w:hAnsi="Times New Roman" w:cs="Times New Roman"/>
+                <w:sz w:val="22"/>
+                <w:szCs w:val="22"/>
               </w:rPr>
               <w:t xml:space="preserve"/>
             </w:r>
@@ -602,19 +575,19 @@
         </w:tc>
         <w:tc>
           <w:tcPr>
-            <w:tcW w:w="5100" w:type="dxa"/>
-            <w:vAlign w:val="center"/>
-          </w:tcPr>
-          <w:p>
-            <w:pPr>
-              <w:jc w:val="center"/>
-              <w:spacing w:after="40" w:line="276" w:lineRule="auto"/>
-            </w:pPr>
-            <w:r>
-              <w:rPr>
-                <w:rFonts w:ascii="Times New Roman" w:hAnsi="Times New Roman" w:cs="Times New Roman"/>
-                <w:sz w:val="24"/>
-                <w:szCs w:val="24"/>
+            <w:tcW w:w="5200" w:type="dxa"/>
+            <w:vAlign w:val="center"/>
+          </w:tcPr>
+          <w:p>
+            <w:pPr>
+              <w:jc w:val="center"/>
+              <w:spacing w:after="40" w:line="276" w:lineRule="auto"/>
+            </w:pPr>
+            <w:r>
+              <w:rPr>
+                <w:rFonts w:ascii="Times New Roman" w:hAnsi="Times New Roman" w:cs="Times New Roman"/>
+                <w:sz w:val="22"/>
+                <w:szCs w:val="22"/>
               </w:rPr>
               <w:t xml:space="preserve">Сумма</w:t>
             </w:r>
@@ -633,8 +606,8 @@
             <w:r>
               <w:rPr>
                 <w:rFonts w:ascii="Times New Roman" w:hAnsi="Times New Roman" w:cs="Times New Roman"/>
-                <w:sz w:val="24"/>
-                <w:szCs w:val="24"/>
+                <w:sz w:val="22"/>
+                <w:szCs w:val="22"/>
               </w:rPr>
               <w:t xml:space="preserve">100</w:t>
             </w:r>
@@ -653,10 +626,10 @@
             <w:r>
               <w:rPr>
                 <w:rFonts w:ascii="Times New Roman" w:hAnsi="Times New Roman" w:cs="Times New Roman"/>
-                <w:sz w:val="24"/>
-                <w:szCs w:val="24"/>
-              </w:rPr>
-              <w:t xml:space="preserve">96</w:t>
+                <w:sz w:val="22"/>
+                <w:szCs w:val="22"/>
+              </w:rPr>
+              <w:t xml:space="preserve">98</w:t>
             </w:r>
           </w:p>
         </w:tc>
@@ -669,44 +642,30 @@
     </w:p>
     <w:p>
       <w:pPr>
-        <w:spacing w:after="0" w:line="360" w:lineRule="auto"/>
+        <w:spacing w:after="0" w:line="240" w:lineRule="auto"/>
       </w:pPr>
       <w:r>
         <w:rPr>
           <w:rFonts w:ascii="Times New Roman" w:hAnsi="Times New Roman" w:cs="Times New Roman"/>
           <w:i/>
-          <w:sz w:val="24"/>
-          <w:szCs w:val="24"/>
+          <w:sz w:val="22"/>
+          <w:szCs w:val="22"/>
         </w:rPr>
         <w:t xml:space="preserve">50–69 (удовлетворительно); 70–84 (хорошо); 85–100 (отлично).</w:t>
-      </w:r>
-    </w:p>
-    <w:p>
-      <w:pPr>
-        <w:jc w:val="both"/>
-        <w:spacing w:after="0" w:line="360" w:lineRule="auto"/>
-      </w:pPr>
-      <w:r>
-        <w:rPr>
-          <w:rFonts w:ascii="Times New Roman" w:hAnsi="Times New Roman" w:cs="Times New Roman"/>
-          <w:sz w:val="28"/>
-          <w:szCs w:val="28"/>
-        </w:rPr>
-        <w:t xml:space="preserve"/>
       </w:r>
     </w:p>
     <w:p>
       <w:pPr>
         <w:jc w:val="both"/>
         <w:ind w:firstLine="709"/>
-        <w:spacing w:after="0" w:line="360" w:lineRule="auto"/>
+        <w:spacing w:after="0" w:line="240" w:lineRule="auto"/>
       </w:pPr>
       <w:r>
         <w:rPr>
           <w:rFonts w:ascii="Times New Roman" w:hAnsi="Times New Roman" w:cs="Times New Roman"/>
           <w:b/>
-          <w:sz w:val="28"/>
-          <w:szCs w:val="28"/>
+          <w:sz w:val="24"/>
+          <w:szCs w:val="24"/>
         </w:rPr>
         <w:t xml:space="preserve">Принципиальные замечания по работе, включая перечень сформированных компетенций.</w:t>
       </w:r>
@@ -715,235 +674,128 @@
       <w:pPr>
         <w:jc w:val="both"/>
         <w:ind w:firstLine="709"/>
-        <w:spacing w:after="0" w:line="360" w:lineRule="auto"/>
-      </w:pPr>
-      <w:r>
-        <w:rPr>
-          <w:rFonts w:ascii="Times New Roman" w:hAnsi="Times New Roman" w:cs="Times New Roman"/>
-          <w:sz w:val="28"/>
-          <w:szCs w:val="28"/>
-        </w:rPr>
-        <w:t xml:space="preserve">Выпускная квалификационная работа посвящена актуальной задаче молекулярной биологии и биомедицины — обоснованию технологии химического синтеза олигонуклеотидов и разработке алгоритма анализа экспрессии гена TOP2A человека методом полимеразной цепной реакции. Тема имеет несомненную теоретическую и практическую значимость, поскольку ген TOP2A признан важным прогностическим и предсказательным биомаркером в онкологии, а качество синтезированных праймеров напрямую определяет достоверность молекулярно-генетической диагностики.</w:t>
+        <w:spacing w:after="0" w:line="240" w:lineRule="auto"/>
+      </w:pPr>
+      <w:r>
+        <w:rPr>
+          <w:rFonts w:ascii="Times New Roman" w:hAnsi="Times New Roman" w:cs="Times New Roman"/>
+          <w:sz w:val="24"/>
+          <w:szCs w:val="24"/>
+        </w:rPr>
+        <w:t xml:space="preserve">Работа посвящена актуальной задаче молекулярной биологии — обоснованию технологии синтеза олигонуклеотидов и разработке алгоритма анализа экспрессии гена TOP2 человека методом ПЦР. Обучающийся системно изложил теоретические основы фосфорамидитного синтеза, характеристику гена и методологию ПЦР, опираясь на обширный список современных источников.</w:t>
       </w:r>
     </w:p>
     <w:p>
       <w:pPr>
         <w:jc w:val="both"/>
         <w:ind w:firstLine="709"/>
-        <w:spacing w:after="0" w:line="360" w:lineRule="auto"/>
-      </w:pPr>
-      <w:r>
-        <w:rPr>
-          <w:rFonts w:ascii="Times New Roman" w:hAnsi="Times New Roman" w:cs="Times New Roman"/>
-          <w:sz w:val="28"/>
-          <w:szCs w:val="28"/>
-        </w:rPr>
-        <w:t xml:space="preserve">Работа отличается логичной структурой и последовательным изложением. В аналитическом обзоре литературы автор системно рассматривает три взаимосвязанных блока: теоретические основы твердофазного фосфорамидитного синтеза, структурно-функциональную организацию гена TOP2A и методологию полимеразной цепной реакции. Материал изложен грамотно, с опорой на обширный список современных источников, что свидетельствует о хорошем владении научной литературой и умении обобщать данные.</w:t>
+        <w:spacing w:after="0" w:line="240" w:lineRule="auto"/>
+      </w:pPr>
+      <w:r>
+        <w:rPr>
+          <w:rFonts w:ascii="Times New Roman" w:hAnsi="Times New Roman" w:cs="Times New Roman"/>
+          <w:sz w:val="24"/>
+          <w:szCs w:val="24"/>
+        </w:rPr>
+        <w:t xml:space="preserve">В экспериментальной части грамотно представлены биоинформатический подбор праймеров, протокол их синтеза и очистки, а также методика количественной ОТ-ПЦР с корректной обработкой результатов. Это свидетельствует о высоком уровне теоретической и практической подготовки и о самостоятельности автора. Работа оформлена в соответствии с требованиями ГОСТ; язык изложения научный и грамотный. В качестве замечания можно рекомендовать шире рассмотреть современные зарубежные исследования по модифицированным олигонуклеотидам; замечание не снижает общей высокой оценки.</w:t>
       </w:r>
     </w:p>
     <w:p>
       <w:pPr>
         <w:jc w:val="both"/>
         <w:ind w:firstLine="709"/>
-        <w:spacing w:after="0" w:line="360" w:lineRule="auto"/>
-      </w:pPr>
-      <w:r>
-        <w:rPr>
-          <w:rFonts w:ascii="Times New Roman" w:hAnsi="Times New Roman" w:cs="Times New Roman"/>
-          <w:sz w:val="28"/>
-          <w:szCs w:val="28"/>
-        </w:rPr>
-        <w:t xml:space="preserve">В экспериментальной части представлены продуманный биоинформатический подбор специфичных праймеров на стыке экзонов, протокол синтеза и очистки олигонуклеотидов, а также методика количественной ОТ-ПЦР с корректной нормировкой результатов. Сформулированные рекомендации по обеспечению воспроизводимости анализа подтверждают практическую направленность работы и самостоятельность автора при обработке и интерпретации данных.</w:t>
+        <w:spacing w:after="0" w:line="240" w:lineRule="auto"/>
+      </w:pPr>
+      <w:r>
+        <w:rPr>
+          <w:rFonts w:ascii="Times New Roman" w:hAnsi="Times New Roman" w:cs="Times New Roman"/>
+          <w:sz w:val="24"/>
+          <w:szCs w:val="24"/>
+        </w:rPr>
+        <w:t xml:space="preserve">Работа сформирована в соответствии с компетенциями, предусмотренными образовательной программой по указанному направлению подготовки.</w:t>
       </w:r>
     </w:p>
     <w:p>
       <w:pPr>
         <w:jc w:val="both"/>
         <w:ind w:firstLine="709"/>
-        <w:spacing w:after="0" w:line="360" w:lineRule="auto"/>
+        <w:spacing w:after="0" w:line="240" w:lineRule="auto"/>
       </w:pPr>
       <w:r>
         <w:rPr>
           <w:rFonts w:ascii="Times New Roman" w:hAnsi="Times New Roman" w:cs="Times New Roman"/>
           <w:b/>
-          <w:sz w:val="28"/>
-          <w:szCs w:val="28"/>
-        </w:rPr>
-        <w:t xml:space="preserve">В качестве замечаний можно отметить следующее. </w:t>
-      </w:r>
-      <w:r>
-        <w:rPr>
-          <w:rFonts w:ascii="Times New Roman" w:hAnsi="Times New Roman" w:cs="Times New Roman"/>
-          <w:sz w:val="28"/>
-          <w:szCs w:val="28"/>
-        </w:rPr>
-        <w:t xml:space="preserve">В обзоре литературы целесообразно было бы дополнительно рассмотреть отдельные современные зарубежные исследования по модифицированным олигонуклеотидам и сравнить их с классическим фосфорамидитным подходом. Представляет интерес дальнейшее изучение применимости предложенного алгоритма к смежным генам-мишеням. Отмеченные замечания не снижают общей высокой оценки работы и носят рекомендательный характер.</w:t>
+          <w:sz w:val="24"/>
+          <w:szCs w:val="24"/>
+        </w:rPr>
+        <w:t xml:space="preserve">Работа заслуживает оценки «отлично» (98 баллов), а её автор — присвоения квалификации бакалавра.</w:t>
       </w:r>
     </w:p>
     <w:p>
       <w:pPr>
         <w:jc w:val="both"/>
-        <w:ind w:firstLine="709"/>
-        <w:spacing w:after="0" w:line="360" w:lineRule="auto"/>
-      </w:pPr>
-      <w:r>
-        <w:rPr>
-          <w:rFonts w:ascii="Times New Roman" w:hAnsi="Times New Roman" w:cs="Times New Roman"/>
-          <w:sz w:val="28"/>
-          <w:szCs w:val="28"/>
-        </w:rPr>
-        <w:t xml:space="preserve">Выпускная квалификационная работа сформирована в соответствии с компетенциями, предусмотренными основной образовательной программой. Обучающийся продемонстрировал высокий уровень теоретической и практической подготовки, навыки самостоятельного проведения литературно-аналитического исследования, корректной обработки результатов и представления научных данных, а также способность к обоснованным выводам. Работа оформлена аккуратно, в соответствии с требованиями ГОСТ; язык изложения научный, ясный и грамотный.</w:t>
-      </w:r>
-    </w:p>
-    <w:p>
-      <w:pPr>
-        <w:jc w:val="both"/>
-        <w:ind w:firstLine="709"/>
-        <w:spacing w:after="0" w:line="360" w:lineRule="auto"/>
+        <w:spacing w:after="0" w:line="240" w:lineRule="auto"/>
+      </w:pPr>
+      <w:r>
+        <w:rPr>
+          <w:rFonts w:ascii="Times New Roman" w:hAnsi="Times New Roman" w:cs="Times New Roman"/>
+          <w:sz w:val="24"/>
+          <w:szCs w:val="24"/>
+        </w:rPr>
+        <w:t xml:space="preserve"/>
+      </w:r>
+    </w:p>
+    <w:p>
+      <w:pPr>
+        <w:spacing w:after="0" w:line="240" w:lineRule="auto"/>
       </w:pPr>
       <w:r>
         <w:rPr>
           <w:rFonts w:ascii="Times New Roman" w:hAnsi="Times New Roman" w:cs="Times New Roman"/>
           <w:b/>
-          <w:sz w:val="28"/>
-          <w:szCs w:val="28"/>
-        </w:rPr>
-        <w:t xml:space="preserve">Работа заслуживает оценки «отлично» (96 баллов), а её автор — присвоения квалификации бакалавра.</w:t>
-      </w:r>
-    </w:p>
-    <w:p>
-      <w:pPr>
-        <w:jc w:val="both"/>
-        <w:spacing w:after="0" w:line="360" w:lineRule="auto"/>
-      </w:pPr>
-      <w:r>
-        <w:rPr>
-          <w:rFonts w:ascii="Times New Roman" w:hAnsi="Times New Roman" w:cs="Times New Roman"/>
-          <w:sz w:val="28"/>
-          <w:szCs w:val="28"/>
-        </w:rPr>
-        <w:t xml:space="preserve"/>
-      </w:r>
-    </w:p>
-    <w:p>
-      <w:pPr>
-        <w:jc w:val="both"/>
-        <w:spacing w:after="0" w:line="360" w:lineRule="auto"/>
-      </w:pPr>
-      <w:r>
-        <w:rPr>
-          <w:rFonts w:ascii="Times New Roman" w:hAnsi="Times New Roman" w:cs="Times New Roman"/>
-          <w:sz w:val="28"/>
-          <w:szCs w:val="28"/>
-        </w:rPr>
-        <w:t xml:space="preserve"/>
-      </w:r>
-    </w:p>
-    <w:p>
-      <w:pPr>
-        <w:spacing w:after="0" w:line="360" w:lineRule="auto"/>
-      </w:pPr>
-      <w:r>
-        <w:rPr>
-          <w:rFonts w:ascii="Times New Roman" w:hAnsi="Times New Roman" w:cs="Times New Roman"/>
-          <w:b/>
-          <w:sz w:val="28"/>
-          <w:szCs w:val="28"/>
+          <w:sz w:val="24"/>
+          <w:szCs w:val="24"/>
         </w:rPr>
         <w:t xml:space="preserve">Рецензент:</w:t>
       </w:r>
     </w:p>
     <w:p>
       <w:pPr>
-        <w:spacing w:after="0" w:line="360" w:lineRule="auto"/>
-      </w:pPr>
-      <w:r>
-        <w:rPr>
-          <w:rFonts w:ascii="Times New Roman" w:hAnsi="Times New Roman" w:cs="Times New Roman"/>
-          <w:sz w:val="24"/>
-          <w:szCs w:val="24"/>
-        </w:rPr>
-        <w:t xml:space="preserve">_______________________________________________ (должность, учёная степень, звание)</w:t>
-      </w:r>
-    </w:p>
-    <w:p>
-      <w:pPr>
-        <w:spacing w:after="0" w:line="360" w:lineRule="auto"/>
-      </w:pPr>
-      <w:r>
-        <w:rPr>
-          <w:rFonts w:ascii="Times New Roman" w:hAnsi="Times New Roman" w:cs="Times New Roman"/>
-          <w:sz w:val="24"/>
-          <w:szCs w:val="24"/>
-        </w:rPr>
-        <w:t xml:space="preserve">_______________________________________________ (место работы)</w:t>
-      </w:r>
-    </w:p>
-    <w:p>
-      <w:pPr>
-        <w:spacing w:after="0" w:line="360" w:lineRule="auto"/>
-      </w:pPr>
-      <w:r>
-        <w:rPr>
-          <w:rFonts w:ascii="Times New Roman" w:hAnsi="Times New Roman" w:cs="Times New Roman"/>
-          <w:sz w:val="24"/>
-          <w:szCs w:val="24"/>
-        </w:rPr>
-        <w:t xml:space="preserve">_______________________________________________ (Ф.И.О.)</w:t>
-      </w:r>
-    </w:p>
-    <w:p>
-      <w:pPr>
-        <w:jc w:val="both"/>
-        <w:spacing w:after="0" w:line="360" w:lineRule="auto"/>
-      </w:pPr>
-      <w:r>
-        <w:rPr>
-          <w:rFonts w:ascii="Times New Roman" w:hAnsi="Times New Roman" w:cs="Times New Roman"/>
-          <w:sz w:val="28"/>
-          <w:szCs w:val="28"/>
-        </w:rPr>
-        <w:t xml:space="preserve"/>
-      </w:r>
-    </w:p>
-    <w:p>
-      <w:pPr>
-        <w:spacing w:after="0" w:line="360" w:lineRule="auto"/>
-      </w:pPr>
-      <w:r>
-        <w:rPr>
-          <w:rFonts w:ascii="Times New Roman" w:hAnsi="Times New Roman" w:cs="Times New Roman"/>
-          <w:sz w:val="24"/>
-          <w:szCs w:val="24"/>
-        </w:rPr>
-        <w:t xml:space="preserve">Подпись ________________            Дата «____» __________ 20___ г.</w:t>
-      </w:r>
-    </w:p>
-    <w:p>
-      <w:pPr>
-        <w:jc w:val="both"/>
-        <w:spacing w:after="0" w:line="360" w:lineRule="auto"/>
-      </w:pPr>
-      <w:r>
-        <w:rPr>
-          <w:rFonts w:ascii="Times New Roman" w:hAnsi="Times New Roman" w:cs="Times New Roman"/>
-          <w:sz w:val="28"/>
-          <w:szCs w:val="28"/>
-        </w:rPr>
-        <w:t xml:space="preserve"/>
-      </w:r>
-    </w:p>
-    <w:p>
-      <w:pPr>
-        <w:spacing w:after="0" w:line="360" w:lineRule="auto"/>
-      </w:pPr>
-      <w:r>
-        <w:rPr>
-          <w:rFonts w:ascii="Times New Roman" w:hAnsi="Times New Roman" w:cs="Times New Roman"/>
-          <w:sz w:val="24"/>
-          <w:szCs w:val="24"/>
-        </w:rPr>
-        <w:t xml:space="preserve">М.П.</w:t>
+        <w:spacing w:after="0" w:line="240" w:lineRule="auto"/>
+      </w:pPr>
+      <w:r>
+        <w:rPr>
+          <w:rFonts w:ascii="Times New Roman" w:hAnsi="Times New Roman" w:cs="Times New Roman"/>
+          <w:sz w:val="24"/>
+          <w:szCs w:val="24"/>
+        </w:rPr>
+        <w:t xml:space="preserve">канд. хим. наук Соловьева Инна Николаевна,</w:t>
+      </w:r>
+    </w:p>
+    <w:p>
+      <w:pPr>
+        <w:spacing w:after="0" w:line="240" w:lineRule="auto"/>
+      </w:pPr>
+      <w:r>
+        <w:rPr>
+          <w:rFonts w:ascii="Times New Roman" w:hAnsi="Times New Roman" w:cs="Times New Roman"/>
+          <w:sz w:val="24"/>
+          <w:szCs w:val="24"/>
+        </w:rPr>
+        <w:t xml:space="preserve">РХТУ им. Д. И. Менделеева (по учебной работе).</w:t>
+      </w:r>
+    </w:p>
+    <w:p>
+      <w:pPr>
+        <w:spacing w:after="0" w:line="240" w:lineRule="auto"/>
+      </w:pPr>
+      <w:r>
+        <w:rPr>
+          <w:rFonts w:ascii="Times New Roman" w:hAnsi="Times New Roman" w:cs="Times New Roman"/>
+          <w:sz w:val="24"/>
+          <w:szCs w:val="24"/>
+        </w:rPr>
+        <w:t xml:space="preserve">Подпись ________________     Дата «____» __________ 20___ г.      М.П.</w:t>
       </w:r>
     </w:p>
     <w:sectPr>
